--- a/module-5/davidson_mod_5_csd430.docx
+++ b/module-5/davidson_mod_5_csd430.docx
@@ -802,7 +802,7 @@
       <w:pStyle w:val="Header"/>
     </w:pPr>
     <w:r>
-      <w:t xml:space="preserve">Module 5.2 &amp; 6.2 </w:t>
+      <w:t>Module 5.2, 5.3, 6.2, and 6.3</w:t>
     </w:r>
   </w:p>
   <w:p>
